--- a/POMIN_v2_2026-05-05/manuscript 20260505.docx
+++ b/POMIN_v2_2026-05-05/manuscript 20260505.docx
@@ -759,13 +759,13 @@
           <w:b/>
           <w:bCs/>
         </w:rPr>
-        <w:t>Conclusions:</w:t>
-      </w:r>
-      <w:r>
-        <w:rPr>
-          <w:rFonts w:ascii="Times New Roman" w:hAnsi="Times New Roman" w:cs="Times New Roman"/>
-        </w:rPr>
-        <w:t xml:space="preserve"> Current evidence does not demonstrate a consistent post-insertion advantage of USG over landmark PIVC placement, although a clinically meaningful effect cannot be excluded with the small evidence base. Observed dwell-time advantages in several studies appear at least partially attributable to differences in catheter length and material rather than to ultrasound guidance per se. Adequately powered RCTs that control for catheter specifications are needed before this question can be considered settled.</w:t>
+        <w:t>Conclusions: Current evidence does not demonstrate a consistent post-insertion advantage of USG over landmark PIVC placement, although a clinically meaningful effect cannot be excluded with the small evidence base. Favourable dwell-time findings in several studies may be influenced by differences in catheter length and material rather than by ultrasound guidance itself. Adequately powered RCTs that control for catheter specifications are needed before this question can be considered settled.</w:t>
+      </w:r>
+      <w:r>
+        <w:rPr>
+          <w:rFonts w:ascii="Times New Roman" w:hAnsi="Times New Roman" w:cs="Times New Roman"/>
+        </w:rPr>
+        <w:t xml:space="preserve"/>
       </w:r>
     </w:p>
     <w:p>
@@ -1260,83 +1260,83 @@
         <w:rPr>
           <w:rFonts w:ascii="Times New Roman" w:hAnsi="Times New Roman" w:cs="Times New Roman"/>
         </w:rPr>
-        <w:t xml:space="preserve">All 19 records advancing to full-text consideration were retrieved and screened. After full-text review and consensus discussion, 14 studies met all inclusion criteria and were included in the final analysis. Five reports were excluded at the full-text stage: (1) Malik et al. —single-arm study without a comparator group; (2–3) two Avelar et al. reports — Portuguese-language full text not available with reliable translation; (4) one oncology-nurses report — unpublished at time of search; (5) </w:t>
-      </w:r>
-      <w:proofErr w:type="spellStart"/>
-      <w:r>
-        <w:rPr>
-          <w:rFonts w:ascii="Times New Roman" w:hAnsi="Times New Roman" w:cs="Times New Roman"/>
-        </w:rPr>
-        <w:t>Kleidon</w:t>
-      </w:r>
-      <w:proofErr w:type="spellEnd"/>
-      <w:r>
-        <w:rPr>
-          <w:rFonts w:ascii="Times New Roman" w:hAnsi="Times New Roman" w:cs="Times New Roman"/>
-        </w:rPr>
-        <w:t xml:space="preserve"> et al. (J </w:t>
-      </w:r>
-      <w:proofErr w:type="spellStart"/>
-      <w:r>
-        <w:rPr>
-          <w:rFonts w:ascii="Times New Roman" w:hAnsi="Times New Roman" w:cs="Times New Roman"/>
-        </w:rPr>
-        <w:t>Vasc</w:t>
-      </w:r>
-      <w:proofErr w:type="spellEnd"/>
-      <w:r>
-        <w:rPr>
-          <w:rFonts w:ascii="Times New Roman" w:hAnsi="Times New Roman" w:cs="Times New Roman"/>
-        </w:rPr>
-        <w:t xml:space="preserve"> Access, 2022) — duplicate report of the primary EPIC trial publication (</w:t>
-      </w:r>
-      <w:proofErr w:type="spellStart"/>
-      <w:r>
-        <w:rPr>
-          <w:rFonts w:ascii="Times New Roman" w:hAnsi="Times New Roman" w:cs="Times New Roman"/>
-        </w:rPr>
-        <w:t>Kleidon</w:t>
-      </w:r>
-      <w:proofErr w:type="spellEnd"/>
-      <w:r>
-        <w:rPr>
-          <w:rFonts w:ascii="Times New Roman" w:hAnsi="Times New Roman" w:cs="Times New Roman"/>
-        </w:rPr>
-        <w:t xml:space="preserve"> et al., JAMA Pediatrics, 2025), and </w:t>
-      </w:r>
-      <w:proofErr w:type="spellStart"/>
-      <w:r>
-        <w:rPr>
-          <w:rFonts w:ascii="Times New Roman" w:hAnsi="Times New Roman" w:cs="Times New Roman"/>
-        </w:rPr>
-        <w:t>Kleidon</w:t>
-      </w:r>
-      <w:proofErr w:type="spellEnd"/>
-      <w:r>
-        <w:rPr>
-          <w:rFonts w:ascii="Times New Roman" w:hAnsi="Times New Roman" w:cs="Times New Roman"/>
-        </w:rPr>
-        <w:t xml:space="preserve"> et al. (BJN, 2023) — trial-protocol-only publication of the same EPIC trial without post-insertion outcome data, both of which were excluded as overlapping reports of the single included EPIC primary publication. Two studies (Desai et al., 2018; Nishizawa et al., 2020) were not available through initial institutional access but were subsequently retrieved via interlibrary loan and included in the final analysis (see </w:t>
+        <w:t xml:space="preserve">All 19 records advancing to full-text consideration were retrieved and screened. After full-text review and consensus discussion, 14 studies met all inclusion criteria and were included in the final analysis. Five reports were excluded at the full-text stage: (1) Malik et al. —single-arm study without a comparator group; (2–3) two Avelar et al. reports — Portuguese-language full text not available with reliable translation; (4) one oncology-nurses report — unpublished at time of search; (5) Kleidon et al. (J Vasc Access, 2022) — duplicate report of the primary EPIC trial publication (Kleidon et al., JAMA Pediatrics, 2025), and Kleidon et al. (BJN, 2023) — trial-protocol-only publication of the same EPIC trial without post-insertion outcome data, both of which were excluded as overlapping reports of the single included EPIC primary publication. Two studies (Desai et al., 2018 [14]; Nishizawa et al., 2020 [13]) were not available through initial institutional access but were subsequently retrieved via interlibrary loan and included in the final analysis (see Supplementary Material S3).</w:t>
+      </w:r>
+      <w:proofErr w:type="spellStart"/>
+      <w:r>
+        <w:rPr>
+          <w:rFonts w:ascii="Times New Roman" w:hAnsi="Times New Roman" w:cs="Times New Roman"/>
+        </w:rPr>
+        <w:t/>
+      </w:r>
+      <w:proofErr w:type="spellEnd"/>
+      <w:r>
+        <w:rPr>
+          <w:rFonts w:ascii="Times New Roman" w:hAnsi="Times New Roman" w:cs="Times New Roman"/>
+        </w:rPr>
+        <w:t xml:space="preserve"/>
+      </w:r>
+      <w:proofErr w:type="spellStart"/>
+      <w:r>
+        <w:rPr>
+          <w:rFonts w:ascii="Times New Roman" w:hAnsi="Times New Roman" w:cs="Times New Roman"/>
+        </w:rPr>
+        <w:t/>
+      </w:r>
+      <w:proofErr w:type="spellEnd"/>
+      <w:r>
+        <w:rPr>
+          <w:rFonts w:ascii="Times New Roman" w:hAnsi="Times New Roman" w:cs="Times New Roman"/>
+        </w:rPr>
+        <w:t xml:space="preserve"/>
+      </w:r>
+      <w:proofErr w:type="spellStart"/>
+      <w:r>
+        <w:rPr>
+          <w:rFonts w:ascii="Times New Roman" w:hAnsi="Times New Roman" w:cs="Times New Roman"/>
+        </w:rPr>
+        <w:t/>
+      </w:r>
+      <w:proofErr w:type="spellEnd"/>
+      <w:r>
+        <w:rPr>
+          <w:rFonts w:ascii="Times New Roman" w:hAnsi="Times New Roman" w:cs="Times New Roman"/>
+        </w:rPr>
+        <w:t xml:space="preserve"/>
+      </w:r>
+      <w:proofErr w:type="spellStart"/>
+      <w:r>
+        <w:rPr>
+          <w:rFonts w:ascii="Times New Roman" w:hAnsi="Times New Roman" w:cs="Times New Roman"/>
+        </w:rPr>
+        <w:t/>
+      </w:r>
+      <w:proofErr w:type="spellEnd"/>
+      <w:r>
+        <w:rPr>
+          <w:rFonts w:ascii="Times New Roman" w:hAnsi="Times New Roman" w:cs="Times New Roman"/>
+        </w:rPr>
+        <w:t xml:space="preserve"/>
       </w:r>
       <w:r>
         <w:rPr>
           <w:rFonts w:ascii="Times New Roman" w:hAnsi="Times New Roman" w:cs="Times New Roman"/>
           <w:color w:val="FF0000"/>
         </w:rPr>
-        <w:t>Supplementary Material S</w:t>
+        <w:t/>
       </w:r>
       <w:r>
         <w:rPr>
           <w:rFonts w:ascii="Times New Roman" w:hAnsi="Times New Roman" w:cs="Times New Roman"/>
           <w:color w:val="FF0000"/>
         </w:rPr>
-        <w:t>3</w:t>
-      </w:r>
-      <w:r>
-        <w:rPr>
-          <w:rFonts w:ascii="Times New Roman" w:hAnsi="Times New Roman" w:cs="Times New Roman"/>
-        </w:rPr>
-        <w:t>).</w:t>
+        <w:t/>
+      </w:r>
+      <w:r>
+        <w:rPr>
+          <w:rFonts w:ascii="Times New Roman" w:hAnsi="Times New Roman" w:cs="Times New Roman"/>
+        </w:rPr>
+        <w:t/>
       </w:r>
     </w:p>
     <w:p>
@@ -2496,7 +2496,7 @@
         <w:rPr>
           <w:rFonts w:ascii="Times New Roman" w:hAnsi="Times New Roman" w:cs="Times New Roman"/>
         </w:rPr>
-        <w:t>Four studies reported catheter failure or premature removal as a dichotomous outcome and were eligible for pooling (Kleidon et al., 2025; Leroux et al., 2023; Shokoohi et al., 2019; Saltarelli et al., 2015). The pooled random-effects RR was 1.23 (95% CI 0.995–1.508; p = 0.056; I² = 0%), indicating no statistically significant difference between USG and landmark groups (Figure 2). Although the lower bound rounds to 1.00 at two decimal places, the precise value (0.995) confirms that the confidence interval crossed unity. The point estimate favoured landmark insertion. In a post-hoc sensitivity analysis using the REML estimator and HKSJ confidence interval adjustment (not pre-specified in PROSPERO), the result was directionally consistent (RR 1.225, 95% CI 1.005–1.493; p = 0.047). The primary DL estimate (p = 0.056) and HKSJ sensitivity estimate (p = 0.047) both straddle the conventional α = 0.05 threshold, indicating that statistical significance is borderline and sensitive to estimator choice; clinical interpretation should therefore emphasise the point estimate and the overall pattern of evidence rather than significance alone. A fourth cohort study (Desai et al. 2018) was eligible by outcome but excluded from primary pooling due to selection bias and catheter length confounding.</w:t>
+        <w:t>Four studies reported catheter failure or premature removal as a dichotomous outcome and were eligible for pooling (Kleidon et al., 2025; Leroux et al., 2023; Shokoohi et al., 2019; Saltarelli et al., 2015). The pooled random-effects RR was 1.23 (95% CI 0.995–1.508; p = 0.056; I² = 0%), indicating no statistically significant difference between USG and landmark groups (Figure 2). Although the lower bound rounds to 1.00 at two decimal places, the precise value (0.995) confirms that the confidence interval crossed unity. The point estimate was above 1.0. In a post-hoc sensitivity analysis using the REML estimator and HKSJ confidence interval adjustment (not pre-specified in PROSPERO), the result was directionally consistent (RR 1.225, 95% CI 1.005–1.493; p = 0.047). The primary DL estimate (p = 0.056) and HKSJ sensitivity estimate (p = 0.047) both straddle the conventional α = 0.05 threshold, indicating that statistical significance is borderline and sensitive to estimator choice; clinical interpretation should therefore emphasise the point estimate and the overall pattern of evidence rather than significance alone. A fourth cohort study (Desai et al. 2018) was eligible by outcome but excluded from primary pooling due to selection bias and catheter length confounding.</w:t>
       </w:r>
       <w:proofErr w:type="spellStart"/>
       <w:r>
@@ -3141,61 +3141,61 @@
         <w:rPr>
           <w:rFonts w:ascii="Times New Roman" w:hAnsi="Times New Roman" w:cs="Times New Roman"/>
         </w:rPr>
-        <w:t xml:space="preserve">Two studies reported effect estimates with a time-to-event component but using different statistical metrics, precluding meaningful meta-analytic pooling. </w:t>
-      </w:r>
-      <w:proofErr w:type="spellStart"/>
-      <w:r>
-        <w:rPr>
-          <w:rFonts w:ascii="Times New Roman" w:hAnsi="Times New Roman" w:cs="Times New Roman"/>
-        </w:rPr>
-        <w:t>Feinsmith</w:t>
-      </w:r>
-      <w:proofErr w:type="spellEnd"/>
-      <w:r>
-        <w:rPr>
-          <w:rFonts w:ascii="Times New Roman" w:hAnsi="Times New Roman" w:cs="Times New Roman"/>
-        </w:rPr>
-        <w:t xml:space="preserve"> et al. (2021) reported an adjusted hazard ratio (HR) of 0.91 (95% CI 0.87–0.95) </w:t>
-      </w:r>
-      <w:proofErr w:type="spellStart"/>
-      <w:r>
-        <w:rPr>
-          <w:rFonts w:ascii="Times New Roman" w:hAnsi="Times New Roman" w:cs="Times New Roman"/>
-        </w:rPr>
-        <w:t>favouring</w:t>
-      </w:r>
-      <w:proofErr w:type="spellEnd"/>
-      <w:r>
-        <w:rPr>
-          <w:rFonts w:ascii="Times New Roman" w:hAnsi="Times New Roman" w:cs="Times New Roman"/>
-        </w:rPr>
-        <w:t xml:space="preserve"> USG for catheter survival at 30 days, derived from a multivariable Cox proportional hazards model. </w:t>
-      </w:r>
-      <w:proofErr w:type="spellStart"/>
-      <w:r>
-        <w:rPr>
-          <w:rFonts w:ascii="Times New Roman" w:hAnsi="Times New Roman" w:cs="Times New Roman"/>
-        </w:rPr>
-        <w:t>Shokoohi</w:t>
-      </w:r>
-      <w:proofErr w:type="spellEnd"/>
-      <w:r>
-        <w:rPr>
-          <w:rFonts w:ascii="Times New Roman" w:hAnsi="Times New Roman" w:cs="Times New Roman"/>
-        </w:rPr>
-        <w:t xml:space="preserve"> et al. (2019) reported a premature removal risk ratio (RR) of 1.26 (95% CI 0.88–1.80) trending against USG at a fixed 72-hour follow-up window — a cumulative-incidence ratio rather than a hazard ratio</w:t>
-      </w:r>
-      <w:r>
-        <w:rPr>
-          <w:rFonts w:ascii="Times New Roman" w:hAnsi="Times New Roman" w:cs="Times New Roman"/>
-        </w:rPr>
-        <w:t xml:space="preserve"> </w:t>
-      </w:r>
-      <w:r>
-        <w:rPr>
-          <w:rFonts w:ascii="Times New Roman" w:hAnsi="Times New Roman" w:cs="Times New Roman"/>
-        </w:rPr>
-        <w:t>(</w:t>
+        <w:t xml:space="preserve">Two studies reported effect estimates with a time-to-event component but using different statistical metrics, precluding meaningful meta-analytic pooling. Feinsmith et al. (2021) reported an adjusted hazard ratio (HR) of 0.91 (95% CI 0.87–0.95) favouring USG for catheter survival at 30 days, derived from a multivariable Cox proportional hazards model. Shokoohi et al. (2019) reported a premature removal risk ratio (RR) of 1.26 (95% CI 0.88–1.80) trending against USG at a fixed 72-hour follow-up window — a cumulative-incidence ratio rather than a hazard ratio (Figure 6). Because HR and fixed-window RR are conceptually different effect measures (the HR conditions on time-at-risk; the RR does not), an attempted pooling on the log-HR scale would mix incompatible quantities and risk producing a spuriously precise summary; we therefore present each study’s estimate individually (Figure 6) without a pooled summary statistic. Notably, the Feinsmith et al. Kaplan-Meier analysis revealed a time-dependent pattern: USG catheters performed slightly worse at 24 hours (survival 0.82 vs. 0.86) but better at 72 hours and beyond (survival 0.61 vs. 0.57), suggesting that initial vulnerability may be offset by longer-term durability in selected cases — a pattern that may also help explain why the 72-hour Shokoohi RR trends in the opposite direction from the 30-day Feinsmith adjusted HR.</w:t>
+      </w:r>
+      <w:proofErr w:type="spellStart"/>
+      <w:r>
+        <w:rPr>
+          <w:rFonts w:ascii="Times New Roman" w:hAnsi="Times New Roman" w:cs="Times New Roman"/>
+        </w:rPr>
+        <w:t/>
+      </w:r>
+      <w:proofErr w:type="spellEnd"/>
+      <w:r>
+        <w:rPr>
+          <w:rFonts w:ascii="Times New Roman" w:hAnsi="Times New Roman" w:cs="Times New Roman"/>
+        </w:rPr>
+        <w:t xml:space="preserve"/>
+      </w:r>
+      <w:proofErr w:type="spellStart"/>
+      <w:r>
+        <w:rPr>
+          <w:rFonts w:ascii="Times New Roman" w:hAnsi="Times New Roman" w:cs="Times New Roman"/>
+        </w:rPr>
+        <w:t/>
+      </w:r>
+      <w:proofErr w:type="spellEnd"/>
+      <w:r>
+        <w:rPr>
+          <w:rFonts w:ascii="Times New Roman" w:hAnsi="Times New Roman" w:cs="Times New Roman"/>
+        </w:rPr>
+        <w:t xml:space="preserve"/>
+      </w:r>
+      <w:proofErr w:type="spellStart"/>
+      <w:r>
+        <w:rPr>
+          <w:rFonts w:ascii="Times New Roman" w:hAnsi="Times New Roman" w:cs="Times New Roman"/>
+        </w:rPr>
+        <w:t/>
+      </w:r>
+      <w:proofErr w:type="spellEnd"/>
+      <w:r>
+        <w:rPr>
+          <w:rFonts w:ascii="Times New Roman" w:hAnsi="Times New Roman" w:cs="Times New Roman"/>
+        </w:rPr>
+        <w:t xml:space="preserve"/>
+      </w:r>
+      <w:r>
+        <w:rPr>
+          <w:rFonts w:ascii="Times New Roman" w:hAnsi="Times New Roman" w:cs="Times New Roman"/>
+        </w:rPr>
+        <w:t xml:space="preserve"/>
+      </w:r>
+      <w:r>
+        <w:rPr>
+          <w:rFonts w:ascii="Times New Roman" w:hAnsi="Times New Roman" w:cs="Times New Roman"/>
+        </w:rPr>
+        <w:t/>
       </w:r>
       <w:r>
         <w:rPr>
@@ -3204,7 +3204,7 @@
           <w:bCs/>
           <w:color w:val="FF0000"/>
         </w:rPr>
-        <w:t xml:space="preserve">Figure </w:t>
+        <w:t xml:space="preserve"/>
       </w:r>
       <w:r>
         <w:rPr>
@@ -3213,73 +3213,73 @@
           <w:bCs/>
           <w:color w:val="FF0000"/>
         </w:rPr>
-        <w:t>6</w:t>
-      </w:r>
-      <w:r>
-        <w:rPr>
-          <w:rFonts w:ascii="Times New Roman" w:hAnsi="Times New Roman" w:cs="Times New Roman"/>
-        </w:rPr>
-        <w:t>)</w:t>
-      </w:r>
-      <w:r>
-        <w:rPr>
-          <w:rFonts w:ascii="Times New Roman" w:hAnsi="Times New Roman" w:cs="Times New Roman"/>
-        </w:rPr>
-        <w:t xml:space="preserve">. Because HR and fixed-window RR are conceptually different effect measures (the HR conditions on time-at-risk; the RR does not), an attempted pooling on the log-HR scale would mix incompatible quantities and risk producing a spuriously precise summary; we therefore present each study’s estimate individually (Figure 6) without a pooled summary statistic. Notably, the </w:t>
-      </w:r>
-      <w:proofErr w:type="spellStart"/>
-      <w:r>
-        <w:rPr>
-          <w:rFonts w:ascii="Times New Roman" w:hAnsi="Times New Roman" w:cs="Times New Roman"/>
-        </w:rPr>
-        <w:t>Feinsmith</w:t>
-      </w:r>
-      <w:proofErr w:type="spellEnd"/>
-      <w:r>
-        <w:rPr>
-          <w:rFonts w:ascii="Times New Roman" w:hAnsi="Times New Roman" w:cs="Times New Roman"/>
-        </w:rPr>
-        <w:t xml:space="preserve"> et al. Kaplan-Meier analysis revealed a time-dependent pattern: USG catheters performed slightly worse at 24 hours (survival 0.82 vs. 0.86) but better at 72 hours and beyond (survival 0.61 vs. 0.57), suggesting that initial vulnerability may be offset by longer-term durability in selected cases — a pattern that may also help explain why the 72-hour </w:t>
-      </w:r>
-      <w:proofErr w:type="spellStart"/>
-      <w:r>
-        <w:rPr>
-          <w:rFonts w:ascii="Times New Roman" w:hAnsi="Times New Roman" w:cs="Times New Roman"/>
-        </w:rPr>
-        <w:t>Shokoohi</w:t>
-      </w:r>
-      <w:proofErr w:type="spellEnd"/>
-      <w:r>
-        <w:rPr>
-          <w:rFonts w:ascii="Times New Roman" w:hAnsi="Times New Roman" w:cs="Times New Roman"/>
-        </w:rPr>
-        <w:t xml:space="preserve"> RR trends in the opposite direction from the 30-day </w:t>
-      </w:r>
-      <w:proofErr w:type="spellStart"/>
-      <w:r>
-        <w:rPr>
-          <w:rFonts w:ascii="Times New Roman" w:hAnsi="Times New Roman" w:cs="Times New Roman"/>
-        </w:rPr>
-        <w:t>Feinsmith</w:t>
-      </w:r>
-      <w:proofErr w:type="spellEnd"/>
-      <w:r>
-        <w:rPr>
-          <w:rFonts w:ascii="Times New Roman" w:hAnsi="Times New Roman" w:cs="Times New Roman"/>
-        </w:rPr>
-        <w:t xml:space="preserve"> adjusted HR</w:t>
-      </w:r>
-      <w:r>
-        <w:rPr>
-          <w:rFonts w:ascii="Times New Roman" w:hAnsi="Times New Roman" w:cs="Times New Roman"/>
-        </w:rPr>
-        <w:t>V</w:t>
-      </w:r>
-      <w:r>
-        <w:rPr>
-          <w:rFonts w:ascii="Times New Roman" w:hAnsi="Times New Roman" w:cs="Times New Roman"/>
-        </w:rPr>
-        <w:t>.</w:t>
+        <w:t/>
+      </w:r>
+      <w:r>
+        <w:rPr>
+          <w:rFonts w:ascii="Times New Roman" w:hAnsi="Times New Roman" w:cs="Times New Roman"/>
+        </w:rPr>
+        <w:t/>
+      </w:r>
+      <w:r>
+        <w:rPr>
+          <w:rFonts w:ascii="Times New Roman" w:hAnsi="Times New Roman" w:cs="Times New Roman"/>
+        </w:rPr>
+        <w:t xml:space="preserve"/>
+      </w:r>
+      <w:proofErr w:type="spellStart"/>
+      <w:r>
+        <w:rPr>
+          <w:rFonts w:ascii="Times New Roman" w:hAnsi="Times New Roman" w:cs="Times New Roman"/>
+        </w:rPr>
+        <w:t/>
+      </w:r>
+      <w:proofErr w:type="spellEnd"/>
+      <w:r>
+        <w:rPr>
+          <w:rFonts w:ascii="Times New Roman" w:hAnsi="Times New Roman" w:cs="Times New Roman"/>
+        </w:rPr>
+        <w:t xml:space="preserve"/>
+      </w:r>
+      <w:proofErr w:type="spellStart"/>
+      <w:r>
+        <w:rPr>
+          <w:rFonts w:ascii="Times New Roman" w:hAnsi="Times New Roman" w:cs="Times New Roman"/>
+        </w:rPr>
+        <w:t/>
+      </w:r>
+      <w:proofErr w:type="spellEnd"/>
+      <w:r>
+        <w:rPr>
+          <w:rFonts w:ascii="Times New Roman" w:hAnsi="Times New Roman" w:cs="Times New Roman"/>
+        </w:rPr>
+        <w:t xml:space="preserve"/>
+      </w:r>
+      <w:proofErr w:type="spellStart"/>
+      <w:r>
+        <w:rPr>
+          <w:rFonts w:ascii="Times New Roman" w:hAnsi="Times New Roman" w:cs="Times New Roman"/>
+        </w:rPr>
+        <w:t/>
+      </w:r>
+      <w:proofErr w:type="spellEnd"/>
+      <w:r>
+        <w:rPr>
+          <w:rFonts w:ascii="Times New Roman" w:hAnsi="Times New Roman" w:cs="Times New Roman"/>
+        </w:rPr>
+        <w:t xml:space="preserve"/>
+      </w:r>
+      <w:r>
+        <w:rPr>
+          <w:rFonts w:ascii="Times New Roman" w:hAnsi="Times New Roman" w:cs="Times New Roman"/>
+        </w:rPr>
+        <w:t/>
+      </w:r>
+      <w:r>
+        <w:rPr>
+          <w:rFonts w:ascii="Times New Roman" w:hAnsi="Times New Roman" w:cs="Times New Roman"/>
+        </w:rPr>
+        <w:t/>
       </w:r>
     </w:p>
     <w:p>
@@ -3785,7 +3785,7 @@
         <w:rPr>
           <w:rFonts w:ascii="Times New Roman" w:hAnsi="Times New Roman" w:cs="Times New Roman"/>
         </w:rPr>
-        <w:t xml:space="preserve">An important question arising from this observation is whether USG inherently induces the use of longer catheters. By visualising deeper, non-palpable veins – typically the brachial, basilic, or deep forearm veins at depths of 1.0 to 2.0 cm – USG cannulation often necessitates longer catheters to ensure an adequate intravascular segment [7]. When a standard 4.5 cm catheter is inserted into a vessel at 1.5 cm depth at a 45-degree angle, the resulting intravascular length may be as little as 1.5 to 2.0 cm, leaving a substantial portion of the catheter in subcutaneous tissue.10 Pandurangadu et al. demonstrated that 100% of USG catheters failed when less than 30% of the catheter length resided within the vein.10 In this context, the superior outcomes observed in studies using longer catheters (4.4 cm in Dachepally et al.; 8 cm in Paladini et al.) may reflect the physical requirement of matching catheter length to vessel depth rather than an independent benefit of ultrasound guidance per se. This distinction has profound clinical implications: the benefit may not lie in “seeing the vein” during insertion, but rather in selecting an appropriately long catheter for the depth of the target vessel. The catheter-to-vein ratio, which van Loon et al. identified as a critical determinant of cannulation success with an optimal cut-off of approximately 0.41,9 may be equally important for post-insertion catheter survival. Future studies must therefore control for catheter specifications – including length, gauge, and material – to isolate the independent effect of the ultrasound guidance modality from the confounding effect of catheter selection.</w:t>
+        <w:t xml:space="preserve">An important question arising from this observation is whether USG inherently induces the use of longer catheters. By visualising deeper, non-palpable veins – typically the brachial, basilic, or deep forearm veins at depths of 1.0 to 2.0 cm – USG cannulation often necessitates longer catheters to ensure an adequate intravascular segment [7]. When a standard 4.5 cm catheter is inserted into a vessel at 1.5 cm depth at a 45-degree angle, the resulting intravascular length may be as little as 1.5 to 2.0 cm, leaving a substantial portion of the catheter in subcutaneous tissue [10]. Pandurangadu et al. demonstrated that 100% of USG catheters failed when less than 30% of the catheter length resided within the vein [10]. In this context, the superior outcomes observed in studies using longer catheters (4.4 cm in Dachepally et al.; 8 cm in Paladini et al.) may reflect the physical requirement of matching catheter length to vessel depth rather than an independent benefit of ultrasound guidance per se. This distinction has profound clinical implications: the benefit may not lie in “seeing the vein” during insertion, but rather in selecting an appropriately long catheter for the depth of the target vessel. The catheter-to-vein ratio, which van Loon et al. identified as a critical determinant of cannulation success with an optimal cut-off of approximately 0.41,9 may be equally important for post-insertion catheter survival. Future studies must therefore control for catheter specifications – including length, gauge, and material – to isolate the independent effect of the ultrasound guidance modality from the confounding effect of catheter selection.</w:t>
       </w:r>
       <w:proofErr w:type="spellStart"/>
       <w:r>
@@ -3938,7 +3938,7 @@
         <w:rPr>
           <w:rFonts w:ascii="Times New Roman" w:hAnsi="Times New Roman" w:cs="Times New Roman"/>
         </w:rPr>
-        <w:t xml:space="preserve">The underlying biomechanics offer a plausible explanation. USG enables cannulation of deeper, non-palpable veins – typically at depths of 1.0 to 2.0 cm below the skin surface [7]. When standard-length catheters (4.5 cm) are used at these depths, the angle of insertion required to reach the vessel results in a shorter intravascular catheter segment. Fields et al. demonstrated that vessel depth is inversely associated with USG catheter longevity, with deeper insertions at greater risk of failure.7 The short intravascular segment is susceptible to catheter tip migration with patient movement, particularly at flexion points such as the antecubital fossa. When the catheter tip migrates outside the vessel lumen, any infusate – but especially high-pressure contrast injections – can extravasate into the perivascular tissue.</w:t>
+        <w:t xml:space="preserve">The underlying biomechanics offer a plausible explanation. USG enables cannulation of deeper, non-palpable veins – typically at depths of 1.0 to 2.0 cm below the skin surface [7]. When standard-length catheters (4.5 cm) are used at these depths, the angle of insertion required to reach the vessel results in a shorter intravascular catheter segment. Fields et al. demonstrated that vessel depth is inversely associated with USG catheter longevity, with deeper insertions at greater risk of failure [7]. The short intravascular segment is susceptible to catheter tip migration with patient movement, particularly at flexion points such as the antecubital fossa. When the catheter tip migrates outside the vessel lumen, any infusate – but especially high-pressure contrast injections – can extravasate into the perivascular tissue.</w:t>
       </w:r>
       <w:proofErr w:type="spellStart"/>
       <w:r>
@@ -4006,90 +4006,90 @@
         <w:rPr>
           <w:rFonts w:ascii="Times New Roman" w:hAnsi="Times New Roman" w:cs="Times New Roman"/>
         </w:rPr>
-        <w:t>If this directionally inconsistent extravasation pattern is confirmed in adequately powered prospective studies, clinical practice may need to consider using appropriately longer catheters (e.g., 4.78 cm or longer) when USG is used to access deep veins, and particular caution may be warranted before using USG-placed standard-length PIVCs for high-pressure contrast injection. We frame this only as a hypothesis for prospective evaluation; the current evidence is too inconsistent to support a confirmed safety signal.</w:t>
-      </w:r>
-    </w:p>
-    <w:p>
-      <w:pPr>
-        <w:rPr>
-          <w:rFonts w:ascii="Times New Roman" w:hAnsi="Times New Roman" w:cs="Times New Roman"/>
-        </w:rPr>
-      </w:pPr>
-      <w:r>
-        <w:rPr>
-          <w:rFonts w:ascii="Times New Roman" w:hAnsi="Times New Roman" w:cs="Times New Roman"/>
-        </w:rPr>
-        <w:t xml:space="preserve">The subgroup analysis by age group generated a hypothesis worth noting in the context of future research. Among adult studies (k = 3), the pooled RR was 1.28 (95% CI 1.02–1.60; p = 0.03), with the point estimate trending </w:t>
-      </w:r>
-      <w:proofErr w:type="spellStart"/>
-      <w:r>
-        <w:rPr>
-          <w:rFonts w:ascii="Times New Roman" w:hAnsi="Times New Roman" w:cs="Times New Roman"/>
-        </w:rPr>
-        <w:t>unfavourably</w:t>
-      </w:r>
-      <w:proofErr w:type="spellEnd"/>
-      <w:r>
-        <w:rPr>
-          <w:rFonts w:ascii="Times New Roman" w:hAnsi="Times New Roman" w:cs="Times New Roman"/>
-        </w:rPr>
-        <w:t xml:space="preserve"> for USG. A biomechanically plausible explanation exists: USG targets deeper veins that may be more prone to catheter tip migration with standard-length catheters. In contrast, the single </w:t>
-      </w:r>
-      <w:proofErr w:type="spellStart"/>
-      <w:r>
-        <w:rPr>
-          <w:rFonts w:ascii="Times New Roman" w:hAnsi="Times New Roman" w:cs="Times New Roman"/>
-        </w:rPr>
-        <w:t>paediatric</w:t>
-      </w:r>
-      <w:proofErr w:type="spellEnd"/>
-      <w:r>
-        <w:rPr>
-          <w:rFonts w:ascii="Times New Roman" w:hAnsi="Times New Roman" w:cs="Times New Roman"/>
-        </w:rPr>
-        <w:t xml:space="preserve"> study (</w:t>
-      </w:r>
-      <w:proofErr w:type="spellStart"/>
-      <w:r>
-        <w:rPr>
-          <w:rFonts w:ascii="Times New Roman" w:hAnsi="Times New Roman" w:cs="Times New Roman"/>
-        </w:rPr>
-        <w:t>Kleidon</w:t>
-      </w:r>
-      <w:proofErr w:type="spellEnd"/>
-      <w:r>
-        <w:rPr>
-          <w:rFonts w:ascii="Times New Roman" w:hAnsi="Times New Roman" w:cs="Times New Roman"/>
-        </w:rPr>
-        <w:t xml:space="preserve"> et al., 2025) showed no difference (RR 0.95). However, the subgroup interaction test was not significant (p = 0.32), the adult subgroup includes a conference abstract (</w:t>
-      </w:r>
-      <w:proofErr w:type="spellStart"/>
-      <w:r>
-        <w:rPr>
-          <w:rFonts w:ascii="Times New Roman" w:hAnsi="Times New Roman" w:cs="Times New Roman"/>
-        </w:rPr>
-        <w:t>Saltarelli</w:t>
-      </w:r>
-      <w:proofErr w:type="spellEnd"/>
-      <w:r>
-        <w:rPr>
-          <w:rFonts w:ascii="Times New Roman" w:hAnsi="Times New Roman" w:cs="Times New Roman"/>
-        </w:rPr>
-        <w:t xml:space="preserve"> et al., 2015) with limited methodological detail, and overall GRADE certainty is low. This result should therefore be </w:t>
-      </w:r>
-      <w:proofErr w:type="spellStart"/>
-      <w:r>
-        <w:rPr>
-          <w:rFonts w:ascii="Times New Roman" w:hAnsi="Times New Roman" w:cs="Times New Roman"/>
-        </w:rPr>
-        <w:t>characterised</w:t>
-      </w:r>
-      <w:proofErr w:type="spellEnd"/>
-      <w:r>
-        <w:rPr>
-          <w:rFonts w:ascii="Times New Roman" w:hAnsi="Times New Roman" w:cs="Times New Roman"/>
-        </w:rPr>
-        <w:t xml:space="preserve"> as an exploratory signal requiring confirmation in adequately powered prospective studies, rather than as evidence of harm.</w:t>
+        <w:t>Given this directional inconsistency, no clinical inference should be drawn from these data. The signal warrants confirmation in adequately powered prospective studies before any practice change can be considered.</w:t>
+      </w:r>
+    </w:p>
+    <w:p>
+      <w:pPr>
+        <w:rPr>
+          <w:rFonts w:ascii="Times New Roman" w:hAnsi="Times New Roman" w:cs="Times New Roman"/>
+        </w:rPr>
+      </w:pPr>
+      <w:r>
+        <w:rPr>
+          <w:rFonts w:ascii="Times New Roman" w:hAnsi="Times New Roman" w:cs="Times New Roman"/>
+        </w:rPr>
+        <w:t xml:space="preserve">Among adult studies (k = 3), the pooled RR was 1.28 (95% CI 1.02–1.60; p = 0.03), above 1.0. The subgroup interaction test was not significant (p = 0.32), the adult subgroup includes a conference abstract (Saltarelli et al., 2015) with limited methodological detail, and overall GRADE certainty is low. We do not interpret this as evidence that age modifies the USG effect; the adult result should be considered exploratory and requires confirmation in adequately powered prospective studies.</w:t>
+      </w:r>
+      <w:proofErr w:type="spellStart"/>
+      <w:r>
+        <w:rPr>
+          <w:rFonts w:ascii="Times New Roman" w:hAnsi="Times New Roman" w:cs="Times New Roman"/>
+        </w:rPr>
+        <w:t/>
+      </w:r>
+      <w:proofErr w:type="spellEnd"/>
+      <w:r>
+        <w:rPr>
+          <w:rFonts w:ascii="Times New Roman" w:hAnsi="Times New Roman" w:cs="Times New Roman"/>
+        </w:rPr>
+        <w:t xml:space="preserve"/>
+      </w:r>
+      <w:proofErr w:type="spellStart"/>
+      <w:r>
+        <w:rPr>
+          <w:rFonts w:ascii="Times New Roman" w:hAnsi="Times New Roman" w:cs="Times New Roman"/>
+        </w:rPr>
+        <w:t/>
+      </w:r>
+      <w:proofErr w:type="spellEnd"/>
+      <w:r>
+        <w:rPr>
+          <w:rFonts w:ascii="Times New Roman" w:hAnsi="Times New Roman" w:cs="Times New Roman"/>
+        </w:rPr>
+        <w:t xml:space="preserve"/>
+      </w:r>
+      <w:proofErr w:type="spellStart"/>
+      <w:r>
+        <w:rPr>
+          <w:rFonts w:ascii="Times New Roman" w:hAnsi="Times New Roman" w:cs="Times New Roman"/>
+        </w:rPr>
+        <w:t/>
+      </w:r>
+      <w:proofErr w:type="spellEnd"/>
+      <w:r>
+        <w:rPr>
+          <w:rFonts w:ascii="Times New Roman" w:hAnsi="Times New Roman" w:cs="Times New Roman"/>
+        </w:rPr>
+        <w:t xml:space="preserve"/>
+      </w:r>
+      <w:proofErr w:type="spellStart"/>
+      <w:r>
+        <w:rPr>
+          <w:rFonts w:ascii="Times New Roman" w:hAnsi="Times New Roman" w:cs="Times New Roman"/>
+        </w:rPr>
+        <w:t/>
+      </w:r>
+      <w:proofErr w:type="spellEnd"/>
+      <w:r>
+        <w:rPr>
+          <w:rFonts w:ascii="Times New Roman" w:hAnsi="Times New Roman" w:cs="Times New Roman"/>
+        </w:rPr>
+        <w:t xml:space="preserve"/>
+      </w:r>
+      <w:proofErr w:type="spellStart"/>
+      <w:r>
+        <w:rPr>
+          <w:rFonts w:ascii="Times New Roman" w:hAnsi="Times New Roman" w:cs="Times New Roman"/>
+        </w:rPr>
+        <w:t/>
+      </w:r>
+      <w:proofErr w:type="spellEnd"/>
+      <w:r>
+        <w:rPr>
+          <w:rFonts w:ascii="Times New Roman" w:hAnsi="Times New Roman" w:cs="Times New Roman"/>
+        </w:rPr>
+        <w:t xml:space="preserve"/>
       </w:r>
     </w:p>
     <w:p>
@@ -4129,7 +4129,7 @@
         <w:rPr>
           <w:rFonts w:ascii="Times New Roman" w:hAnsi="Times New Roman" w:cs="Times New Roman"/>
         </w:rPr>
-        <w:t xml:space="preserve">This review has several important limitations. First, the evidence base is small and heterogeneous, comprising only five RCTs and nine cohort studies with varied populations, settings, outcome definitions, and follow-up durations. Second, inter-rater agreement for title/abstract screening was fair (Cohen’s kappa = 0.330; percent agreement 95.8%), reflecting the κ paradox under high exclusion prevalence11 rather than substantive disagreement. The 57 single-reviewer-include records were adjudicated by the primary reviewer in a pre-specified second-pass review against the PROSPERO PICO, with documented categorical exclusion reasons. Selection-bias risk was mitigated by cross-referencing against three prior USG-PIVC systematic reviews4-6 (no eligible studies missed) and an audit trail of all second-pass decisions. Third, four studies had major confounding by catheter type or selection, necessitating their exclusion from pooled analyses. Fourth, Saltarelli et al. (2015) was available only as a conference abstract with limited methodological detail. Fifth, Varghese et al. (2025) employed only a two-hour follow-up, which is insufficient to capture most post-insertion complications. Sixth, Leroux et al. (2023) was substantially underpowered due to COVID-19-related recruitment challenges. Seventh, formal assessment of publication bias was not possible because fewer than 10 studies contributed to any single meta-analysis. Finally, the overall certainty of evidence as assessed by the GRADE framework ranged from low to very low across all outcomes (Table 3) [12], reflecting the predominance of observational studies, serious imprecision, and the limitations of the available RCTs.</w:t>
+        <w:t xml:space="preserve">This review has several important limitations. First, the evidence base is small and heterogeneous, comprising only five RCTs and nine cohort studies with varied populations, settings, outcome definitions, and follow-up durations. Second, inter-rater agreement for title/abstract screening was fair (Cohen’s kappa = 0.330; percent agreement 95.8%), reflecting the κ paradox under high exclusion prevalence [11] rather than substantive disagreement. The 57 single-reviewer-include records were adjudicated by the primary reviewer in a pre-specified second-pass review against the PROSPERO PICO, with documented categorical exclusion reasons. Selection-bias risk was mitigated by cross-referencing against three prior USG-PIVC systematic reviews [4-6] (no eligible studies missed) and an audit trail of all second-pass decisions. Third, four studies had major confounding by catheter type or selection, necessitating their exclusion from pooled analyses. Fourth, Saltarelli et al. (2015) was available only as a conference abstract with limited methodological detail. Fifth, Varghese et al. (2025) employed only a two-hour follow-up, which is insufficient to capture most post-insertion complications. Sixth, Leroux et al. (2023) was substantially underpowered due to COVID-19-related recruitment challenges. Seventh, formal assessment of publication bias was not possible because fewer than 10 studies contributed to any single meta-analysis. Finally, the overall certainty of evidence as assessed by the GRADE framework ranged from low to very low across all outcomes (Table 3) [12], reflecting the predominance of observational studies, serious imprecision, and the limitations of the available RCTs.</w:t>
       </w:r>
       <w:proofErr w:type="spellStart"/>
       <w:r>
@@ -4253,63 +4253,63 @@
         <w:rPr>
           <w:rFonts w:ascii="Times New Roman" w:hAnsi="Times New Roman" w:cs="Times New Roman"/>
         </w:rPr>
-        <w:t xml:space="preserve">This systematic review and meta-analysis of 14 studies did not demonstrate a consistent post-insertion advantage of ultrasound-guided over landmark-guided PIVC placement across catheter failure, dwell time, infiltration, or extravasation; the current evidence base is too small and heterogeneous to support either firm benefit or firm equivalence claims, and a clinically meaningful effect in either direction cannot be excluded. The pooled catheter failure rate was not significantly different between groups (RR 1.23, 95% CI 0.99–1.51; p = 0.056). Dwell time results were heterogeneous (I² = 91.9%) and could not be pooled, with one study showing significant benefit and two showing no difference. In adult patients specifically, the pooled RR for catheter failure trended </w:t>
-      </w:r>
-      <w:proofErr w:type="spellStart"/>
-      <w:r>
-        <w:rPr>
-          <w:rFonts w:ascii="Times New Roman" w:hAnsi="Times New Roman" w:cs="Times New Roman"/>
-        </w:rPr>
-        <w:t>unfavourably</w:t>
-      </w:r>
-      <w:proofErr w:type="spellEnd"/>
-      <w:r>
-        <w:rPr>
-          <w:rFonts w:ascii="Times New Roman" w:hAnsi="Times New Roman" w:cs="Times New Roman"/>
-        </w:rPr>
-        <w:t xml:space="preserve"> for USG (RR 1.28, 95% CI 1.02–1.60; p = 0.03), though the subgroup interaction test was non-significant (p = 0.32) and this result is best considered hypothesis-generating given the small number of studies and low certainty of evidence. Extravasation data from two studies (</w:t>
-      </w:r>
-      <w:proofErr w:type="spellStart"/>
-      <w:r>
-        <w:rPr>
-          <w:rFonts w:ascii="Times New Roman" w:hAnsi="Times New Roman" w:cs="Times New Roman"/>
-        </w:rPr>
-        <w:t>Bridey</w:t>
-      </w:r>
-      <w:proofErr w:type="spellEnd"/>
-      <w:r>
-        <w:rPr>
-          <w:rFonts w:ascii="Times New Roman" w:hAnsi="Times New Roman" w:cs="Times New Roman"/>
-        </w:rPr>
-        <w:t xml:space="preserve"> et al., </w:t>
-      </w:r>
-      <w:proofErr w:type="spellStart"/>
-      <w:r>
-        <w:rPr>
-          <w:rFonts w:ascii="Times New Roman" w:hAnsi="Times New Roman" w:cs="Times New Roman"/>
-        </w:rPr>
-        <w:t>Favot</w:t>
-      </w:r>
-      <w:proofErr w:type="spellEnd"/>
-      <w:r>
-        <w:rPr>
-          <w:rFonts w:ascii="Times New Roman" w:hAnsi="Times New Roman" w:cs="Times New Roman"/>
-        </w:rPr>
-        <w:t xml:space="preserve"> et al.) were directionally consistent in suggesting a potential signal associated with USG-placed PIVCs, though this was not confirmed by a third study (Nishizawa et al.) and certainty is very low; prospective studies are needed before clinical conclusions can be drawn. Studies reporting strongly </w:t>
-      </w:r>
-      <w:proofErr w:type="spellStart"/>
-      <w:r>
-        <w:rPr>
-          <w:rFonts w:ascii="Times New Roman" w:hAnsi="Times New Roman" w:cs="Times New Roman"/>
-        </w:rPr>
-        <w:t>favourable</w:t>
-      </w:r>
-      <w:proofErr w:type="spellEnd"/>
-      <w:r>
-        <w:rPr>
-          <w:rFonts w:ascii="Times New Roman" w:hAnsi="Times New Roman" w:cs="Times New Roman"/>
-        </w:rPr>
-        <w:t xml:space="preserve"> USG results were confounded by systematic differences in catheter length and type, highlighting that catheter selection – not the guidance modality – may be the primary determinant of post-insertion catheter performance. The current evidence more strongly supports the insertion-phase advantage of USG (well established in prior systematic reviews) than any consistent post-insertion advantage. Future adequately powered RCTs that control for catheter length, gauge, and material are essential to provide definitive evidence.</w:t>
+        <w:t xml:space="preserve">This systematic review and meta-analysis of 14 studies did not demonstrate a consistent post-insertion advantage of ultrasound-guided over landmark-guided PIVC placement across catheter failure, dwell time, infiltration, or extravasation. The pooled catheter failure rate did not differ between groups (RR 1.23, 95% CI 0.99–1.51; p = 0.056), and dwell time results were too heterogeneous (I² = 91.9%) to pool. The current evidence base is small and heterogeneous, and a clinically meaningful effect in either direction cannot be excluded. Studies reporting strongly favourable USG results were confounded by systematic differences in catheter length and type, suggesting that catheter selection — not the guidance modality — may be the primary determinant of post-insertion catheter performance. Adequately powered RCTs that control for catheter specifications are needed to settle this question.</w:t>
+      </w:r>
+      <w:proofErr w:type="spellStart"/>
+      <w:r>
+        <w:rPr>
+          <w:rFonts w:ascii="Times New Roman" w:hAnsi="Times New Roman" w:cs="Times New Roman"/>
+        </w:rPr>
+        <w:t/>
+      </w:r>
+      <w:proofErr w:type="spellEnd"/>
+      <w:r>
+        <w:rPr>
+          <w:rFonts w:ascii="Times New Roman" w:hAnsi="Times New Roman" w:cs="Times New Roman"/>
+        </w:rPr>
+        <w:t xml:space="preserve"/>
+      </w:r>
+      <w:proofErr w:type="spellStart"/>
+      <w:r>
+        <w:rPr>
+          <w:rFonts w:ascii="Times New Roman" w:hAnsi="Times New Roman" w:cs="Times New Roman"/>
+        </w:rPr>
+        <w:t/>
+      </w:r>
+      <w:proofErr w:type="spellEnd"/>
+      <w:r>
+        <w:rPr>
+          <w:rFonts w:ascii="Times New Roman" w:hAnsi="Times New Roman" w:cs="Times New Roman"/>
+        </w:rPr>
+        <w:t xml:space="preserve"/>
+      </w:r>
+      <w:proofErr w:type="spellStart"/>
+      <w:r>
+        <w:rPr>
+          <w:rFonts w:ascii="Times New Roman" w:hAnsi="Times New Roman" w:cs="Times New Roman"/>
+        </w:rPr>
+        <w:t/>
+      </w:r>
+      <w:proofErr w:type="spellEnd"/>
+      <w:r>
+        <w:rPr>
+          <w:rFonts w:ascii="Times New Roman" w:hAnsi="Times New Roman" w:cs="Times New Roman"/>
+        </w:rPr>
+        <w:t xml:space="preserve"/>
+      </w:r>
+      <w:proofErr w:type="spellStart"/>
+      <w:r>
+        <w:rPr>
+          <w:rFonts w:ascii="Times New Roman" w:hAnsi="Times New Roman" w:cs="Times New Roman"/>
+        </w:rPr>
+        <w:t/>
+      </w:r>
+      <w:proofErr w:type="spellEnd"/>
+      <w:r>
+        <w:rPr>
+          <w:rFonts w:ascii="Times New Roman" w:hAnsi="Times New Roman" w:cs="Times New Roman"/>
+        </w:rPr>
+        <w:t xml:space="preserve"/>
       </w:r>
     </w:p>
     <w:p>
